--- a/Project Documents/721814 SOP/721814 SOP/RSU/ICF global master template CS_TP_RSU0071 Revision 3.docx
+++ b/Project Documents/721814 SOP/721814 SOP/RSU/ICF global master template CS_TP_RSU0071 Revision 3.docx
@@ -16811,6 +16811,8 @@
       <w:footerReference w:type="default" r:id="rId11"/>
       <w:headerReference w:type="first" r:id="rId12"/>
       <w:footerReference w:type="first" r:id="rId13"/>
+      <w:headerReference w:type="even" r:id="rId16"/>
+      <w:footerReference w:type="even" r:id="rId17"/>
       <w:pgSz w:w="11906" w:h="16838"/>
       <w:pgMar w:top="1134" w:right="1440" w:bottom="1134" w:left="1440" w:header="708" w:footer="266" w:gutter="0"/>
       <w:pgNumType w:start="0"/>
@@ -17253,6 +17255,16 @@
       </w:rPr>
       <w:t>Copyright © 2020, 2021 IQVIA. All rights reserved. The contents of this document are confidential and proprietary to IQVIA Holdings Inc. and its subsidiaries. Unauthorized use, disclosure or reproduction is strictly prohibited.</w:t>
     </w:r>
+  </w:p>
+</w:ftr>
+</file>
+
+<file path=word/footer3.xml><?xml version="1.0" encoding="utf-8"?>
+<w:ftr xmlns:m="http://schemas.openxmlformats.org/officeDocument/2006/math" xmlns:mc="http://schemas.openxmlformats.org/markup-compatibility/2006" xmlns:mo="http://schemas.microsoft.com/office/mac/office/2008/main" xmlns:mv="urn:schemas-microsoft-com:mac:vml" xmlns:o="urn:schemas-microsoft-com:office:office" xmlns:r="http://schemas.openxmlformats.org/officeDocument/2006/relationships" xmlns:v="urn:schemas-microsoft-com:vml" xmlns:w10="urn:schemas-microsoft-com:office:word" xmlns:w14="http://schemas.microsoft.com/office/word/2010/wordml" xmlns:w="http://schemas.openxmlformats.org/wordprocessingml/2006/main" xmlns:wne="http://schemas.microsoft.com/office/word/2006/wordml" xmlns:wp14="http://schemas.microsoft.com/office/word/2010/wordprocessingDrawing" xmlns:wp="http://schemas.openxmlformats.org/drawingml/2006/wordprocessingDrawing" xmlns:wpc="http://schemas.microsoft.com/office/word/2010/wordprocessingCanvas" xmlns:wpg="http://schemas.microsoft.com/office/word/2010/wordprocessingGroup" xmlns:wpi="http://schemas.microsoft.com/office/word/2010/wordprocessingInk" xmlns:wps="http://schemas.microsoft.com/office/word/2010/wordprocessingShape" mc:Ignorable="w14 wp14">
+  <w:p>
+    <w:pPr>
+      <w:pStyle w:val="Footer"/>
+    </w:pPr>
   </w:p>
 </w:ftr>
 </file>
@@ -17314,48 +17326,6 @@
             <w:rPr>
               <w:noProof/>
             </w:rPr>
-            <w:drawing>
-              <wp:inline distT="0" distB="0" distL="0" distR="0" wp14:anchorId="2F6B681D" wp14:editId="0463A5A4">
-                <wp:extent cx="2312370" cy="447675"/>
-                <wp:effectExtent l="0" t="0" r="0" b="0"/>
-                <wp:docPr id="1" name="Picture 1"/>
-                <wp:cNvGraphicFramePr>
-                  <a:graphicFrameLocks xmlns:a="http://schemas.openxmlformats.org/drawingml/2006/main" noChangeAspect="1"/>
-                </wp:cNvGraphicFramePr>
-                <a:graphic xmlns:a="http://schemas.openxmlformats.org/drawingml/2006/main">
-                  <a:graphicData uri="http://schemas.openxmlformats.org/drawingml/2006/picture">
-                    <pic:pic xmlns:pic="http://schemas.openxmlformats.org/drawingml/2006/picture">
-                      <pic:nvPicPr>
-                        <pic:cNvPr id="1" name=""/>
-                        <pic:cNvPicPr/>
-                      </pic:nvPicPr>
-                      <pic:blipFill rotWithShape="1">
-                        <a:blip r:embed="rId1"/>
-                        <a:srcRect b="32793"/>
-                        <a:stretch/>
-                      </pic:blipFill>
-                      <pic:spPr bwMode="auto">
-                        <a:xfrm>
-                          <a:off x="0" y="0"/>
-                          <a:ext cx="2314286" cy="448046"/>
-                        </a:xfrm>
-                        <a:prstGeom prst="rect">
-                          <a:avLst/>
-                        </a:prstGeom>
-                        <a:ln>
-                          <a:noFill/>
-                        </a:ln>
-                        <a:extLst>
-                          <a:ext uri="{53640926-AAD7-44D8-BBD7-CCE9431645EC}">
-                            <a14:shadowObscured xmlns:a14="http://schemas.microsoft.com/office/drawing/2010/main"/>
-                          </a:ext>
-                        </a:extLst>
-                      </pic:spPr>
-                    </pic:pic>
-                  </a:graphicData>
-                </a:graphic>
-              </wp:inline>
-            </w:drawing>
           </w:r>
         </w:p>
       </w:tc>
@@ -17482,48 +17452,6 @@
             <w:rPr>
               <w:noProof/>
             </w:rPr>
-            <w:drawing>
-              <wp:inline distT="0" distB="0" distL="0" distR="0" wp14:anchorId="16219447" wp14:editId="21423652">
-                <wp:extent cx="2312370" cy="447675"/>
-                <wp:effectExtent l="0" t="0" r="0" b="0"/>
-                <wp:docPr id="2" name="Picture 2"/>
-                <wp:cNvGraphicFramePr>
-                  <a:graphicFrameLocks xmlns:a="http://schemas.openxmlformats.org/drawingml/2006/main" noChangeAspect="1"/>
-                </wp:cNvGraphicFramePr>
-                <a:graphic xmlns:a="http://schemas.openxmlformats.org/drawingml/2006/main">
-                  <a:graphicData uri="http://schemas.openxmlformats.org/drawingml/2006/picture">
-                    <pic:pic xmlns:pic="http://schemas.openxmlformats.org/drawingml/2006/picture">
-                      <pic:nvPicPr>
-                        <pic:cNvPr id="1" name=""/>
-                        <pic:cNvPicPr/>
-                      </pic:nvPicPr>
-                      <pic:blipFill rotWithShape="1">
-                        <a:blip r:embed="rId1"/>
-                        <a:srcRect b="32793"/>
-                        <a:stretch/>
-                      </pic:blipFill>
-                      <pic:spPr bwMode="auto">
-                        <a:xfrm>
-                          <a:off x="0" y="0"/>
-                          <a:ext cx="2314286" cy="448046"/>
-                        </a:xfrm>
-                        <a:prstGeom prst="rect">
-                          <a:avLst/>
-                        </a:prstGeom>
-                        <a:ln>
-                          <a:noFill/>
-                        </a:ln>
-                        <a:extLst>
-                          <a:ext uri="{53640926-AAD7-44D8-BBD7-CCE9431645EC}">
-                            <a14:shadowObscured xmlns:a14="http://schemas.microsoft.com/office/drawing/2010/main"/>
-                          </a:ext>
-                        </a:extLst>
-                      </pic:spPr>
-                    </pic:pic>
-                  </a:graphicData>
-                </a:graphic>
-              </wp:inline>
-            </w:drawing>
           </w:r>
         </w:p>
       </w:tc>
@@ -17607,6 +17535,16 @@
         <w:tab w:val="clear" w:pos="8640"/>
         <w:tab w:val="left" w:pos="1335"/>
       </w:tabs>
+    </w:pPr>
+  </w:p>
+</w:hdr>
+</file>
+
+<file path=word/header3.xml><?xml version="1.0" encoding="utf-8"?>
+<w:hdr xmlns:m="http://schemas.openxmlformats.org/officeDocument/2006/math" xmlns:mc="http://schemas.openxmlformats.org/markup-compatibility/2006" xmlns:mo="http://schemas.microsoft.com/office/mac/office/2008/main" xmlns:mv="urn:schemas-microsoft-com:mac:vml" xmlns:o="urn:schemas-microsoft-com:office:office" xmlns:r="http://schemas.openxmlformats.org/officeDocument/2006/relationships" xmlns:v="urn:schemas-microsoft-com:vml" xmlns:w10="urn:schemas-microsoft-com:office:word" xmlns:w14="http://schemas.microsoft.com/office/word/2010/wordml" xmlns:w="http://schemas.openxmlformats.org/wordprocessingml/2006/main" xmlns:wne="http://schemas.microsoft.com/office/word/2006/wordml" xmlns:wp14="http://schemas.microsoft.com/office/word/2010/wordprocessingDrawing" xmlns:wp="http://schemas.openxmlformats.org/drawingml/2006/wordprocessingDrawing" xmlns:wpc="http://schemas.microsoft.com/office/word/2010/wordprocessingCanvas" xmlns:wpg="http://schemas.microsoft.com/office/word/2010/wordprocessingGroup" xmlns:wpi="http://schemas.microsoft.com/office/word/2010/wordprocessingInk" xmlns:wps="http://schemas.microsoft.com/office/word/2010/wordprocessingShape" mc:Ignorable="w14 wp14">
+  <w:p>
+    <w:pPr>
+      <w:pStyle w:val="Header"/>
     </w:pPr>
   </w:p>
 </w:hdr>
